--- a/public/docs/BLANK-FORM-TRANSMITAL-PHILHEALTH.docx
+++ b/public/docs/BLANK-FORM-TRANSMITAL-PHILHEALTH.docx
@@ -1,6 +1,6 @@
 
 <file path=word/document.xml><?xml version="1.0" encoding="utf-8"?>
-<w:document xmlns:wpc="http://schemas.microsoft.com/office/word/2010/wordprocessingCanvas" xmlns:cx="http://schemas.microsoft.com/office/drawing/2014/chartex" xmlns:cx1="http://schemas.microsoft.com/office/drawing/2015/9/8/chartex" xmlns:cx2="http://schemas.microsoft.com/office/drawing/2015/10/21/chartex" xmlns:cx3="http://schemas.microsoft.com/office/drawing/2016/5/9/chartex" xmlns:cx4="http://schemas.microsoft.com/office/drawing/2016/5/10/chartex" xmlns:cx5="http://schemas.microsoft.com/office/drawing/2016/5/11/chartex" xmlns:cx6="http://schemas.microsoft.com/office/drawing/2016/5/12/chartex" xmlns:cx7="http://schemas.microsoft.com/office/drawing/2016/5/13/chartex" xmlns:cx8="http://schemas.microsoft.com/office/drawing/2016/5/14/chartex" xmlns:mc="http://schemas.openxmlformats.org/markup-compatibility/2006" xmlns:aink="http://schemas.microsoft.com/office/drawing/2016/ink" xmlns:am3d="http://schemas.microsoft.com/office/drawing/2017/model3d" xmlns:o="urn:schemas-microsoft-com:office:office" xmlns:oel="http://schemas.microsoft.com/office/2019/extlst" xmlns:r="http://schemas.openxmlformats.org/officeDocument/2006/relationships" xmlns:m="http://schemas.openxmlformats.org/officeDocument/2006/math" xmlns:v="urn:schemas-microsoft-com:vml" xmlns:wp14="http://schemas.microsoft.com/office/word/2010/wordprocessingDrawing" xmlns:wp="http://schemas.openxmlformats.org/drawingml/2006/wordprocessingDrawing" xmlns:w10="urn:schemas-microsoft-com:office:word" xmlns:w="http://schemas.openxmlformats.org/wordprocessingml/2006/main" xmlns:w14="http://schemas.microsoft.com/office/word/2010/wordml" xmlns:w15="http://schemas.microsoft.com/office/word/2012/wordml" xmlns:w16cex="http://schemas.microsoft.com/office/word/2018/wordml/cex" xmlns:w16cid="http://schemas.microsoft.com/office/word/2016/wordml/cid" xmlns:w16="http://schemas.microsoft.com/office/word/2018/wordml" xmlns:w16du="http://schemas.microsoft.com/office/word/2023/wordml/word16du" xmlns:w16sdtdh="http://schemas.microsoft.com/office/word/2020/wordml/sdtdatahash" xmlns:w16sdtfl="http://schemas.microsoft.com/office/word/2024/wordml/sdtformatlock" xmlns:w16se="http://schemas.microsoft.com/office/word/2015/wordml/symex" xmlns:wpg="http://schemas.microsoft.com/office/word/2010/wordprocessingGroup" xmlns:wpi="http://schemas.microsoft.com/office/word/2010/wordprocessingInk" xmlns:wne="http://schemas.microsoft.com/office/word/2006/wordml" xmlns:wps="http://schemas.microsoft.com/office/word/2010/wordprocessingShape" mc:Ignorable="w14 w15 w16se w16cid w16 w16cex w16sdtdh w16sdtfl w16du wp14">
+<w:document xmlns:wpc="http://schemas.microsoft.com/office/word/2010/wordprocessingCanvas" xmlns:cx="http://schemas.microsoft.com/office/drawing/2014/chartex" xmlns:cx1="http://schemas.microsoft.com/office/drawing/2015/9/8/chartex" xmlns:cx2="http://schemas.microsoft.com/office/drawing/2015/10/21/chartex" xmlns:cx3="http://schemas.microsoft.com/office/drawing/2016/5/9/chartex" xmlns:cx4="http://schemas.microsoft.com/office/drawing/2016/5/10/chartex" xmlns:cx5="http://schemas.microsoft.com/office/drawing/2016/5/11/chartex" xmlns:cx6="http://schemas.microsoft.com/office/drawing/2016/5/12/chartex" xmlns:cx7="http://schemas.microsoft.com/office/drawing/2016/5/13/chartex" xmlns:cx8="http://schemas.microsoft.com/office/drawing/2016/5/14/chartex" xmlns:mc="http://schemas.openxmlformats.org/markup-compatibility/2006" xmlns:aink="http://schemas.microsoft.com/office/drawing/2016/ink" xmlns:am3d="http://schemas.microsoft.com/office/drawing/2017/model3d" xmlns:o="urn:schemas-microsoft-com:office:office" xmlns:r="http://schemas.openxmlformats.org/officeDocument/2006/relationships" xmlns:m="http://schemas.openxmlformats.org/officeDocument/2006/math" xmlns:v="urn:schemas-microsoft-com:vml" xmlns:wp14="http://schemas.microsoft.com/office/word/2010/wordprocessingDrawing" xmlns:wp="http://schemas.openxmlformats.org/drawingml/2006/wordprocessingDrawing" xmlns:w10="urn:schemas-microsoft-com:office:word" xmlns:w="http://schemas.openxmlformats.org/wordprocessingml/2006/main" xmlns:w14="http://schemas.microsoft.com/office/word/2010/wordml" xmlns:w15="http://schemas.microsoft.com/office/word/2012/wordml" xmlns:w16cid="http://schemas.microsoft.com/office/word/2016/wordml/cid" xmlns:w16se="http://schemas.microsoft.com/office/word/2015/wordml/symex" xmlns:wpg="http://schemas.microsoft.com/office/word/2010/wordprocessingGroup" xmlns:wpi="http://schemas.microsoft.com/office/word/2010/wordprocessingInk" xmlns:wne="http://schemas.microsoft.com/office/word/2006/wordml" xmlns:wps="http://schemas.microsoft.com/office/word/2010/wordprocessingShape" mc:Ignorable="w14 w15 w16se w16cid wp14">
   <w:body>
     <w:p>
       <w:pPr>
@@ -130,7 +130,7 @@
           <w:szCs w:val="24"/>
           <w:lang w:val="en-US"/>
         </w:rPr>
-        <w:t>BURGOS ST., SORSOGON CITY</w:t>
+        <w:t>{{address}}</w:t>
       </w:r>
     </w:p>
     <w:p>
@@ -177,44 +177,12 @@
           <w:lang w:val="en-US"/>
         </w:rPr>
         <w:tab/>
-        <w:t>I am submitting to your good office the PMRF (</w:t>
+        <w:t>I am submitting to your good office the PMRF (Philhealth Member Registration Form) of Senior Citizen of Barangay {{barangay}}, Juban, Sorsogon for the purpose of securing their  MDR (Member Data Record)</w:t>
       </w:r>
       <w:proofErr w:type="spellStart"/>
-      <w:r>
-        <w:rPr>
-          <w:sz w:val="24"/>
-          <w:szCs w:val="24"/>
-          <w:lang w:val="en-US"/>
-        </w:rPr>
-        <w:t>Philhealth</w:t>
-      </w:r>
       <w:proofErr w:type="spellEnd"/>
-      <w:r>
-        <w:rPr>
-          <w:sz w:val="24"/>
-          <w:szCs w:val="24"/>
-          <w:lang w:val="en-US"/>
-        </w:rPr>
-        <w:t xml:space="preserve"> Member Registration Form) of Senior Citizen of Barangay _______________, Juban, Sorsogon for the purpose of securing </w:t>
-      </w:r>
       <w:proofErr w:type="gramStart"/>
-      <w:r>
-        <w:rPr>
-          <w:sz w:val="24"/>
-          <w:szCs w:val="24"/>
-          <w:lang w:val="en-US"/>
-        </w:rPr>
-        <w:t>their  MDR</w:t>
-      </w:r>
       <w:proofErr w:type="gramEnd"/>
-      <w:r>
-        <w:rPr>
-          <w:sz w:val="24"/>
-          <w:szCs w:val="24"/>
-          <w:lang w:val="en-US"/>
-        </w:rPr>
-        <w:t xml:space="preserve"> (Member Data Record)</w:t>
-      </w:r>
     </w:p>
     <w:p>
       <w:pPr>
@@ -233,13 +201,6 @@
         </w:rPr>
         <w:tab/>
         <w:t>Hoping for your positive approval. Thank you and God bless.</w:t>
-      </w:r>
-      <w:r>
-        <w:rPr>
-          <w:sz w:val="24"/>
-          <w:szCs w:val="24"/>
-          <w:lang w:val="en-US"/>
-        </w:rPr>
         <w:tab/>
       </w:r>
     </w:p>
@@ -295,6 +256,7 @@
       <w:pPr>
         <w:spacing w:after="0"/>
         <w:rPr>
+          <w:b/>
           <w:sz w:val="24"/>
           <w:szCs w:val="24"/>
           <w:lang w:val="en-US"/>
@@ -302,12 +264,15 @@
       </w:pPr>
       <w:r>
         <w:rPr>
+          <w:b/>
           <w:sz w:val="24"/>
           <w:szCs w:val="24"/>
           <w:lang w:val="en-US"/>
         </w:rPr>
-        <w:t>_______________</w:t>
+        <w:t>{{OSCA_Head}}</w:t>
       </w:r>
+      <w:proofErr w:type="spellStart"/>
+      <w:proofErr w:type="spellEnd"/>
     </w:p>
     <w:p>
       <w:pPr>
@@ -326,6 +291,8 @@
         </w:rPr>
         <w:t>OSCA Head-Juban</w:t>
       </w:r>
+      <w:bookmarkStart w:id="0" w:name="_GoBack"/>
+      <w:bookmarkEnd w:id="0"/>
     </w:p>
     <w:p>
       <w:pPr>
@@ -345,15 +312,18 @@
       </w:tblPr>
       <w:tblGrid>
         <w:gridCol w:w="597"/>
-        <w:gridCol w:w="5769"/>
+        <w:gridCol w:w="5759"/>
         <w:gridCol w:w="579"/>
-        <w:gridCol w:w="1557"/>
-        <w:gridCol w:w="848"/>
+        <w:gridCol w:w="1554"/>
+        <w:gridCol w:w="846"/>
       </w:tblGrid>
       <w:tr>
-        <w:tc>
-          <w:tcPr>
-            <w:tcW w:w="597" w:type="dxa"/>
+        <w:trPr>
+          <w:trHeight w:val="305"/>
+        </w:trPr>
+        <w:tc>
+          <w:tcPr>
+            <w:tcW w:w="596" w:type="dxa"/>
           </w:tcPr>
           <w:p>
             <w:pPr>
@@ -379,7 +349,7 @@
         </w:tc>
         <w:tc>
           <w:tcPr>
-            <w:tcW w:w="5769" w:type="dxa"/>
+            <w:tcW w:w="5759" w:type="dxa"/>
           </w:tcPr>
           <w:p>
             <w:pPr>
@@ -405,7 +375,7 @@
         </w:tc>
         <w:tc>
           <w:tcPr>
-            <w:tcW w:w="579" w:type="dxa"/>
+            <w:tcW w:w="578" w:type="dxa"/>
           </w:tcPr>
           <w:p>
             <w:pPr>
@@ -431,7 +401,7 @@
         </w:tc>
         <w:tc>
           <w:tcPr>
-            <w:tcW w:w="1557" w:type="dxa"/>
+            <w:tcW w:w="1554" w:type="dxa"/>
           </w:tcPr>
           <w:p>
             <w:pPr>
@@ -457,7 +427,7 @@
         </w:tc>
         <w:tc>
           <w:tcPr>
-            <w:tcW w:w="848" w:type="dxa"/>
+            <w:tcW w:w="846" w:type="dxa"/>
           </w:tcPr>
           <w:p>
             <w:pPr>
@@ -483,9 +453,12 @@
         </w:tc>
       </w:tr>
       <w:tr>
-        <w:tc>
-          <w:tcPr>
-            <w:tcW w:w="597" w:type="dxa"/>
+        <w:trPr>
+          <w:trHeight w:val="291"/>
+        </w:trPr>
+        <w:tc>
+          <w:tcPr>
+            <w:tcW w:w="596" w:type="dxa"/>
           </w:tcPr>
           <w:p>
             <w:pPr>
@@ -507,49 +480,49 @@
         </w:tc>
         <w:tc>
           <w:tcPr>
-            <w:tcW w:w="5769" w:type="dxa"/>
-          </w:tcPr>
-          <w:p>
-            <w:pPr>
-              <w:rPr>
-                <w:sz w:val="24"/>
-                <w:szCs w:val="24"/>
-                <w:lang w:val="en-US"/>
-              </w:rPr>
-            </w:pPr>
-          </w:p>
-        </w:tc>
-        <w:tc>
-          <w:tcPr>
-            <w:tcW w:w="579" w:type="dxa"/>
-          </w:tcPr>
-          <w:p>
-            <w:pPr>
-              <w:rPr>
-                <w:sz w:val="24"/>
-                <w:szCs w:val="24"/>
-                <w:lang w:val="en-US"/>
-              </w:rPr>
-            </w:pPr>
-          </w:p>
-        </w:tc>
-        <w:tc>
-          <w:tcPr>
-            <w:tcW w:w="1557" w:type="dxa"/>
-          </w:tcPr>
-          <w:p>
-            <w:pPr>
-              <w:rPr>
-                <w:sz w:val="24"/>
-                <w:szCs w:val="24"/>
-                <w:lang w:val="en-US"/>
-              </w:rPr>
-            </w:pPr>
-          </w:p>
-        </w:tc>
-        <w:tc>
-          <w:tcPr>
-            <w:tcW w:w="848" w:type="dxa"/>
+            <w:tcW w:w="5759" w:type="dxa"/>
+          </w:tcPr>
+          <w:p>
+            <w:pPr>
+              <w:rPr>
+                <w:sz w:val="24"/>
+                <w:szCs w:val="24"/>
+                <w:lang w:val="en-US"/>
+              </w:rPr>
+            </w:pPr>
+          </w:p>
+        </w:tc>
+        <w:tc>
+          <w:tcPr>
+            <w:tcW w:w="578" w:type="dxa"/>
+          </w:tcPr>
+          <w:p>
+            <w:pPr>
+              <w:rPr>
+                <w:sz w:val="24"/>
+                <w:szCs w:val="24"/>
+                <w:lang w:val="en-US"/>
+              </w:rPr>
+            </w:pPr>
+          </w:p>
+        </w:tc>
+        <w:tc>
+          <w:tcPr>
+            <w:tcW w:w="1554" w:type="dxa"/>
+          </w:tcPr>
+          <w:p>
+            <w:pPr>
+              <w:rPr>
+                <w:sz w:val="24"/>
+                <w:szCs w:val="24"/>
+                <w:lang w:val="en-US"/>
+              </w:rPr>
+            </w:pPr>
+          </w:p>
+        </w:tc>
+        <w:tc>
+          <w:tcPr>
+            <w:tcW w:w="846" w:type="dxa"/>
           </w:tcPr>
           <w:p>
             <w:pPr>
@@ -563,9 +536,12 @@
         </w:tc>
       </w:tr>
       <w:tr>
-        <w:tc>
-          <w:tcPr>
-            <w:tcW w:w="597" w:type="dxa"/>
+        <w:trPr>
+          <w:trHeight w:val="305"/>
+        </w:trPr>
+        <w:tc>
+          <w:tcPr>
+            <w:tcW w:w="596" w:type="dxa"/>
           </w:tcPr>
           <w:p>
             <w:pPr>
@@ -587,49 +563,49 @@
         </w:tc>
         <w:tc>
           <w:tcPr>
-            <w:tcW w:w="5769" w:type="dxa"/>
-          </w:tcPr>
-          <w:p>
-            <w:pPr>
-              <w:rPr>
-                <w:sz w:val="24"/>
-                <w:szCs w:val="24"/>
-                <w:lang w:val="en-US"/>
-              </w:rPr>
-            </w:pPr>
-          </w:p>
-        </w:tc>
-        <w:tc>
-          <w:tcPr>
-            <w:tcW w:w="579" w:type="dxa"/>
-          </w:tcPr>
-          <w:p>
-            <w:pPr>
-              <w:rPr>
-                <w:sz w:val="24"/>
-                <w:szCs w:val="24"/>
-                <w:lang w:val="en-US"/>
-              </w:rPr>
-            </w:pPr>
-          </w:p>
-        </w:tc>
-        <w:tc>
-          <w:tcPr>
-            <w:tcW w:w="1557" w:type="dxa"/>
-          </w:tcPr>
-          <w:p>
-            <w:pPr>
-              <w:rPr>
-                <w:sz w:val="24"/>
-                <w:szCs w:val="24"/>
-                <w:lang w:val="en-US"/>
-              </w:rPr>
-            </w:pPr>
-          </w:p>
-        </w:tc>
-        <w:tc>
-          <w:tcPr>
-            <w:tcW w:w="848" w:type="dxa"/>
+            <w:tcW w:w="5759" w:type="dxa"/>
+          </w:tcPr>
+          <w:p>
+            <w:pPr>
+              <w:rPr>
+                <w:sz w:val="24"/>
+                <w:szCs w:val="24"/>
+                <w:lang w:val="en-US"/>
+              </w:rPr>
+            </w:pPr>
+          </w:p>
+        </w:tc>
+        <w:tc>
+          <w:tcPr>
+            <w:tcW w:w="578" w:type="dxa"/>
+          </w:tcPr>
+          <w:p>
+            <w:pPr>
+              <w:rPr>
+                <w:sz w:val="24"/>
+                <w:szCs w:val="24"/>
+                <w:lang w:val="en-US"/>
+              </w:rPr>
+            </w:pPr>
+          </w:p>
+        </w:tc>
+        <w:tc>
+          <w:tcPr>
+            <w:tcW w:w="1554" w:type="dxa"/>
+          </w:tcPr>
+          <w:p>
+            <w:pPr>
+              <w:rPr>
+                <w:sz w:val="24"/>
+                <w:szCs w:val="24"/>
+                <w:lang w:val="en-US"/>
+              </w:rPr>
+            </w:pPr>
+          </w:p>
+        </w:tc>
+        <w:tc>
+          <w:tcPr>
+            <w:tcW w:w="846" w:type="dxa"/>
           </w:tcPr>
           <w:p>
             <w:pPr>
@@ -643,9 +619,12 @@
         </w:tc>
       </w:tr>
       <w:tr>
-        <w:tc>
-          <w:tcPr>
-            <w:tcW w:w="597" w:type="dxa"/>
+        <w:trPr>
+          <w:trHeight w:val="305"/>
+        </w:trPr>
+        <w:tc>
+          <w:tcPr>
+            <w:tcW w:w="596" w:type="dxa"/>
           </w:tcPr>
           <w:p>
             <w:pPr>
@@ -667,49 +646,49 @@
         </w:tc>
         <w:tc>
           <w:tcPr>
-            <w:tcW w:w="5769" w:type="dxa"/>
-          </w:tcPr>
-          <w:p>
-            <w:pPr>
-              <w:rPr>
-                <w:sz w:val="24"/>
-                <w:szCs w:val="24"/>
-                <w:lang w:val="en-US"/>
-              </w:rPr>
-            </w:pPr>
-          </w:p>
-        </w:tc>
-        <w:tc>
-          <w:tcPr>
-            <w:tcW w:w="579" w:type="dxa"/>
-          </w:tcPr>
-          <w:p>
-            <w:pPr>
-              <w:rPr>
-                <w:sz w:val="24"/>
-                <w:szCs w:val="24"/>
-                <w:lang w:val="en-US"/>
-              </w:rPr>
-            </w:pPr>
-          </w:p>
-        </w:tc>
-        <w:tc>
-          <w:tcPr>
-            <w:tcW w:w="1557" w:type="dxa"/>
-          </w:tcPr>
-          <w:p>
-            <w:pPr>
-              <w:rPr>
-                <w:sz w:val="24"/>
-                <w:szCs w:val="24"/>
-                <w:lang w:val="en-US"/>
-              </w:rPr>
-            </w:pPr>
-          </w:p>
-        </w:tc>
-        <w:tc>
-          <w:tcPr>
-            <w:tcW w:w="848" w:type="dxa"/>
+            <w:tcW w:w="5759" w:type="dxa"/>
+          </w:tcPr>
+          <w:p>
+            <w:pPr>
+              <w:rPr>
+                <w:sz w:val="24"/>
+                <w:szCs w:val="24"/>
+                <w:lang w:val="en-US"/>
+              </w:rPr>
+            </w:pPr>
+          </w:p>
+        </w:tc>
+        <w:tc>
+          <w:tcPr>
+            <w:tcW w:w="578" w:type="dxa"/>
+          </w:tcPr>
+          <w:p>
+            <w:pPr>
+              <w:rPr>
+                <w:sz w:val="24"/>
+                <w:szCs w:val="24"/>
+                <w:lang w:val="en-US"/>
+              </w:rPr>
+            </w:pPr>
+          </w:p>
+        </w:tc>
+        <w:tc>
+          <w:tcPr>
+            <w:tcW w:w="1554" w:type="dxa"/>
+          </w:tcPr>
+          <w:p>
+            <w:pPr>
+              <w:rPr>
+                <w:sz w:val="24"/>
+                <w:szCs w:val="24"/>
+                <w:lang w:val="en-US"/>
+              </w:rPr>
+            </w:pPr>
+          </w:p>
+        </w:tc>
+        <w:tc>
+          <w:tcPr>
+            <w:tcW w:w="846" w:type="dxa"/>
           </w:tcPr>
           <w:p>
             <w:pPr>
@@ -723,9 +702,12 @@
         </w:tc>
       </w:tr>
       <w:tr>
-        <w:tc>
-          <w:tcPr>
-            <w:tcW w:w="597" w:type="dxa"/>
+        <w:trPr>
+          <w:trHeight w:val="305"/>
+        </w:trPr>
+        <w:tc>
+          <w:tcPr>
+            <w:tcW w:w="596" w:type="dxa"/>
           </w:tcPr>
           <w:p>
             <w:pPr>
@@ -747,49 +729,49 @@
         </w:tc>
         <w:tc>
           <w:tcPr>
-            <w:tcW w:w="5769" w:type="dxa"/>
-          </w:tcPr>
-          <w:p>
-            <w:pPr>
-              <w:rPr>
-                <w:sz w:val="24"/>
-                <w:szCs w:val="24"/>
-                <w:lang w:val="en-US"/>
-              </w:rPr>
-            </w:pPr>
-          </w:p>
-        </w:tc>
-        <w:tc>
-          <w:tcPr>
-            <w:tcW w:w="579" w:type="dxa"/>
-          </w:tcPr>
-          <w:p>
-            <w:pPr>
-              <w:rPr>
-                <w:sz w:val="24"/>
-                <w:szCs w:val="24"/>
-                <w:lang w:val="en-US"/>
-              </w:rPr>
-            </w:pPr>
-          </w:p>
-        </w:tc>
-        <w:tc>
-          <w:tcPr>
-            <w:tcW w:w="1557" w:type="dxa"/>
-          </w:tcPr>
-          <w:p>
-            <w:pPr>
-              <w:rPr>
-                <w:sz w:val="24"/>
-                <w:szCs w:val="24"/>
-                <w:lang w:val="en-US"/>
-              </w:rPr>
-            </w:pPr>
-          </w:p>
-        </w:tc>
-        <w:tc>
-          <w:tcPr>
-            <w:tcW w:w="848" w:type="dxa"/>
+            <w:tcW w:w="5759" w:type="dxa"/>
+          </w:tcPr>
+          <w:p>
+            <w:pPr>
+              <w:rPr>
+                <w:sz w:val="24"/>
+                <w:szCs w:val="24"/>
+                <w:lang w:val="en-US"/>
+              </w:rPr>
+            </w:pPr>
+          </w:p>
+        </w:tc>
+        <w:tc>
+          <w:tcPr>
+            <w:tcW w:w="578" w:type="dxa"/>
+          </w:tcPr>
+          <w:p>
+            <w:pPr>
+              <w:rPr>
+                <w:sz w:val="24"/>
+                <w:szCs w:val="24"/>
+                <w:lang w:val="en-US"/>
+              </w:rPr>
+            </w:pPr>
+          </w:p>
+        </w:tc>
+        <w:tc>
+          <w:tcPr>
+            <w:tcW w:w="1554" w:type="dxa"/>
+          </w:tcPr>
+          <w:p>
+            <w:pPr>
+              <w:rPr>
+                <w:sz w:val="24"/>
+                <w:szCs w:val="24"/>
+                <w:lang w:val="en-US"/>
+              </w:rPr>
+            </w:pPr>
+          </w:p>
+        </w:tc>
+        <w:tc>
+          <w:tcPr>
+            <w:tcW w:w="846" w:type="dxa"/>
           </w:tcPr>
           <w:p>
             <w:pPr>
@@ -803,9 +785,12 @@
         </w:tc>
       </w:tr>
       <w:tr>
-        <w:tc>
-          <w:tcPr>
-            <w:tcW w:w="597" w:type="dxa"/>
+        <w:trPr>
+          <w:trHeight w:val="291"/>
+        </w:trPr>
+        <w:tc>
+          <w:tcPr>
+            <w:tcW w:w="596" w:type="dxa"/>
           </w:tcPr>
           <w:p>
             <w:pPr>
@@ -827,49 +812,49 @@
         </w:tc>
         <w:tc>
           <w:tcPr>
-            <w:tcW w:w="5769" w:type="dxa"/>
-          </w:tcPr>
-          <w:p>
-            <w:pPr>
-              <w:rPr>
-                <w:sz w:val="24"/>
-                <w:szCs w:val="24"/>
-                <w:lang w:val="en-US"/>
-              </w:rPr>
-            </w:pPr>
-          </w:p>
-        </w:tc>
-        <w:tc>
-          <w:tcPr>
-            <w:tcW w:w="579" w:type="dxa"/>
-          </w:tcPr>
-          <w:p>
-            <w:pPr>
-              <w:rPr>
-                <w:sz w:val="24"/>
-                <w:szCs w:val="24"/>
-                <w:lang w:val="en-US"/>
-              </w:rPr>
-            </w:pPr>
-          </w:p>
-        </w:tc>
-        <w:tc>
-          <w:tcPr>
-            <w:tcW w:w="1557" w:type="dxa"/>
-          </w:tcPr>
-          <w:p>
-            <w:pPr>
-              <w:rPr>
-                <w:sz w:val="24"/>
-                <w:szCs w:val="24"/>
-                <w:lang w:val="en-US"/>
-              </w:rPr>
-            </w:pPr>
-          </w:p>
-        </w:tc>
-        <w:tc>
-          <w:tcPr>
-            <w:tcW w:w="848" w:type="dxa"/>
+            <w:tcW w:w="5759" w:type="dxa"/>
+          </w:tcPr>
+          <w:p>
+            <w:pPr>
+              <w:rPr>
+                <w:sz w:val="24"/>
+                <w:szCs w:val="24"/>
+                <w:lang w:val="en-US"/>
+              </w:rPr>
+            </w:pPr>
+          </w:p>
+        </w:tc>
+        <w:tc>
+          <w:tcPr>
+            <w:tcW w:w="578" w:type="dxa"/>
+          </w:tcPr>
+          <w:p>
+            <w:pPr>
+              <w:rPr>
+                <w:sz w:val="24"/>
+                <w:szCs w:val="24"/>
+                <w:lang w:val="en-US"/>
+              </w:rPr>
+            </w:pPr>
+          </w:p>
+        </w:tc>
+        <w:tc>
+          <w:tcPr>
+            <w:tcW w:w="1554" w:type="dxa"/>
+          </w:tcPr>
+          <w:p>
+            <w:pPr>
+              <w:rPr>
+                <w:sz w:val="24"/>
+                <w:szCs w:val="24"/>
+                <w:lang w:val="en-US"/>
+              </w:rPr>
+            </w:pPr>
+          </w:p>
+        </w:tc>
+        <w:tc>
+          <w:tcPr>
+            <w:tcW w:w="846" w:type="dxa"/>
           </w:tcPr>
           <w:p>
             <w:pPr>
@@ -883,9 +868,12 @@
         </w:tc>
       </w:tr>
       <w:tr>
-        <w:tc>
-          <w:tcPr>
-            <w:tcW w:w="597" w:type="dxa"/>
+        <w:trPr>
+          <w:trHeight w:val="305"/>
+        </w:trPr>
+        <w:tc>
+          <w:tcPr>
+            <w:tcW w:w="596" w:type="dxa"/>
           </w:tcPr>
           <w:p>
             <w:pPr>
@@ -907,49 +895,49 @@
         </w:tc>
         <w:tc>
           <w:tcPr>
-            <w:tcW w:w="5769" w:type="dxa"/>
-          </w:tcPr>
-          <w:p>
-            <w:pPr>
-              <w:rPr>
-                <w:sz w:val="24"/>
-                <w:szCs w:val="24"/>
-                <w:lang w:val="en-US"/>
-              </w:rPr>
-            </w:pPr>
-          </w:p>
-        </w:tc>
-        <w:tc>
-          <w:tcPr>
-            <w:tcW w:w="579" w:type="dxa"/>
-          </w:tcPr>
-          <w:p>
-            <w:pPr>
-              <w:rPr>
-                <w:sz w:val="24"/>
-                <w:szCs w:val="24"/>
-                <w:lang w:val="en-US"/>
-              </w:rPr>
-            </w:pPr>
-          </w:p>
-        </w:tc>
-        <w:tc>
-          <w:tcPr>
-            <w:tcW w:w="1557" w:type="dxa"/>
-          </w:tcPr>
-          <w:p>
-            <w:pPr>
-              <w:rPr>
-                <w:sz w:val="24"/>
-                <w:szCs w:val="24"/>
-                <w:lang w:val="en-US"/>
-              </w:rPr>
-            </w:pPr>
-          </w:p>
-        </w:tc>
-        <w:tc>
-          <w:tcPr>
-            <w:tcW w:w="848" w:type="dxa"/>
+            <w:tcW w:w="5759" w:type="dxa"/>
+          </w:tcPr>
+          <w:p>
+            <w:pPr>
+              <w:rPr>
+                <w:sz w:val="24"/>
+                <w:szCs w:val="24"/>
+                <w:lang w:val="en-US"/>
+              </w:rPr>
+            </w:pPr>
+          </w:p>
+        </w:tc>
+        <w:tc>
+          <w:tcPr>
+            <w:tcW w:w="578" w:type="dxa"/>
+          </w:tcPr>
+          <w:p>
+            <w:pPr>
+              <w:rPr>
+                <w:sz w:val="24"/>
+                <w:szCs w:val="24"/>
+                <w:lang w:val="en-US"/>
+              </w:rPr>
+            </w:pPr>
+          </w:p>
+        </w:tc>
+        <w:tc>
+          <w:tcPr>
+            <w:tcW w:w="1554" w:type="dxa"/>
+          </w:tcPr>
+          <w:p>
+            <w:pPr>
+              <w:rPr>
+                <w:sz w:val="24"/>
+                <w:szCs w:val="24"/>
+                <w:lang w:val="en-US"/>
+              </w:rPr>
+            </w:pPr>
+          </w:p>
+        </w:tc>
+        <w:tc>
+          <w:tcPr>
+            <w:tcW w:w="846" w:type="dxa"/>
           </w:tcPr>
           <w:p>
             <w:pPr>
@@ -963,9 +951,12 @@
         </w:tc>
       </w:tr>
       <w:tr>
-        <w:tc>
-          <w:tcPr>
-            <w:tcW w:w="597" w:type="dxa"/>
+        <w:trPr>
+          <w:trHeight w:val="305"/>
+        </w:trPr>
+        <w:tc>
+          <w:tcPr>
+            <w:tcW w:w="596" w:type="dxa"/>
           </w:tcPr>
           <w:p>
             <w:pPr>
@@ -987,49 +978,49 @@
         </w:tc>
         <w:tc>
           <w:tcPr>
-            <w:tcW w:w="5769" w:type="dxa"/>
-          </w:tcPr>
-          <w:p>
-            <w:pPr>
-              <w:rPr>
-                <w:sz w:val="24"/>
-                <w:szCs w:val="24"/>
-                <w:lang w:val="en-US"/>
-              </w:rPr>
-            </w:pPr>
-          </w:p>
-        </w:tc>
-        <w:tc>
-          <w:tcPr>
-            <w:tcW w:w="579" w:type="dxa"/>
-          </w:tcPr>
-          <w:p>
-            <w:pPr>
-              <w:rPr>
-                <w:sz w:val="24"/>
-                <w:szCs w:val="24"/>
-                <w:lang w:val="en-US"/>
-              </w:rPr>
-            </w:pPr>
-          </w:p>
-        </w:tc>
-        <w:tc>
-          <w:tcPr>
-            <w:tcW w:w="1557" w:type="dxa"/>
-          </w:tcPr>
-          <w:p>
-            <w:pPr>
-              <w:rPr>
-                <w:sz w:val="24"/>
-                <w:szCs w:val="24"/>
-                <w:lang w:val="en-US"/>
-              </w:rPr>
-            </w:pPr>
-          </w:p>
-        </w:tc>
-        <w:tc>
-          <w:tcPr>
-            <w:tcW w:w="848" w:type="dxa"/>
+            <w:tcW w:w="5759" w:type="dxa"/>
+          </w:tcPr>
+          <w:p>
+            <w:pPr>
+              <w:rPr>
+                <w:sz w:val="24"/>
+                <w:szCs w:val="24"/>
+                <w:lang w:val="en-US"/>
+              </w:rPr>
+            </w:pPr>
+          </w:p>
+        </w:tc>
+        <w:tc>
+          <w:tcPr>
+            <w:tcW w:w="578" w:type="dxa"/>
+          </w:tcPr>
+          <w:p>
+            <w:pPr>
+              <w:rPr>
+                <w:sz w:val="24"/>
+                <w:szCs w:val="24"/>
+                <w:lang w:val="en-US"/>
+              </w:rPr>
+            </w:pPr>
+          </w:p>
+        </w:tc>
+        <w:tc>
+          <w:tcPr>
+            <w:tcW w:w="1554" w:type="dxa"/>
+          </w:tcPr>
+          <w:p>
+            <w:pPr>
+              <w:rPr>
+                <w:sz w:val="24"/>
+                <w:szCs w:val="24"/>
+                <w:lang w:val="en-US"/>
+              </w:rPr>
+            </w:pPr>
+          </w:p>
+        </w:tc>
+        <w:tc>
+          <w:tcPr>
+            <w:tcW w:w="846" w:type="dxa"/>
           </w:tcPr>
           <w:p>
             <w:pPr>
@@ -1043,9 +1034,12 @@
         </w:tc>
       </w:tr>
       <w:tr>
-        <w:tc>
-          <w:tcPr>
-            <w:tcW w:w="597" w:type="dxa"/>
+        <w:trPr>
+          <w:trHeight w:val="305"/>
+        </w:trPr>
+        <w:tc>
+          <w:tcPr>
+            <w:tcW w:w="596" w:type="dxa"/>
           </w:tcPr>
           <w:p>
             <w:pPr>
@@ -1067,49 +1061,49 @@
         </w:tc>
         <w:tc>
           <w:tcPr>
-            <w:tcW w:w="5769" w:type="dxa"/>
-          </w:tcPr>
-          <w:p>
-            <w:pPr>
-              <w:rPr>
-                <w:sz w:val="24"/>
-                <w:szCs w:val="24"/>
-                <w:lang w:val="en-US"/>
-              </w:rPr>
-            </w:pPr>
-          </w:p>
-        </w:tc>
-        <w:tc>
-          <w:tcPr>
-            <w:tcW w:w="579" w:type="dxa"/>
-          </w:tcPr>
-          <w:p>
-            <w:pPr>
-              <w:rPr>
-                <w:sz w:val="24"/>
-                <w:szCs w:val="24"/>
-                <w:lang w:val="en-US"/>
-              </w:rPr>
-            </w:pPr>
-          </w:p>
-        </w:tc>
-        <w:tc>
-          <w:tcPr>
-            <w:tcW w:w="1557" w:type="dxa"/>
-          </w:tcPr>
-          <w:p>
-            <w:pPr>
-              <w:rPr>
-                <w:sz w:val="24"/>
-                <w:szCs w:val="24"/>
-                <w:lang w:val="en-US"/>
-              </w:rPr>
-            </w:pPr>
-          </w:p>
-        </w:tc>
-        <w:tc>
-          <w:tcPr>
-            <w:tcW w:w="848" w:type="dxa"/>
+            <w:tcW w:w="5759" w:type="dxa"/>
+          </w:tcPr>
+          <w:p>
+            <w:pPr>
+              <w:rPr>
+                <w:sz w:val="24"/>
+                <w:szCs w:val="24"/>
+                <w:lang w:val="en-US"/>
+              </w:rPr>
+            </w:pPr>
+          </w:p>
+        </w:tc>
+        <w:tc>
+          <w:tcPr>
+            <w:tcW w:w="578" w:type="dxa"/>
+          </w:tcPr>
+          <w:p>
+            <w:pPr>
+              <w:rPr>
+                <w:sz w:val="24"/>
+                <w:szCs w:val="24"/>
+                <w:lang w:val="en-US"/>
+              </w:rPr>
+            </w:pPr>
+          </w:p>
+        </w:tc>
+        <w:tc>
+          <w:tcPr>
+            <w:tcW w:w="1554" w:type="dxa"/>
+          </w:tcPr>
+          <w:p>
+            <w:pPr>
+              <w:rPr>
+                <w:sz w:val="24"/>
+                <w:szCs w:val="24"/>
+                <w:lang w:val="en-US"/>
+              </w:rPr>
+            </w:pPr>
+          </w:p>
+        </w:tc>
+        <w:tc>
+          <w:tcPr>
+            <w:tcW w:w="846" w:type="dxa"/>
           </w:tcPr>
           <w:p>
             <w:pPr>
@@ -1123,9 +1117,12 @@
         </w:tc>
       </w:tr>
       <w:tr>
-        <w:tc>
-          <w:tcPr>
-            <w:tcW w:w="597" w:type="dxa"/>
+        <w:trPr>
+          <w:trHeight w:val="291"/>
+        </w:trPr>
+        <w:tc>
+          <w:tcPr>
+            <w:tcW w:w="596" w:type="dxa"/>
           </w:tcPr>
           <w:p>
             <w:pPr>
@@ -1147,49 +1144,49 @@
         </w:tc>
         <w:tc>
           <w:tcPr>
-            <w:tcW w:w="5769" w:type="dxa"/>
-          </w:tcPr>
-          <w:p>
-            <w:pPr>
-              <w:rPr>
-                <w:sz w:val="24"/>
-                <w:szCs w:val="24"/>
-                <w:lang w:val="en-US"/>
-              </w:rPr>
-            </w:pPr>
-          </w:p>
-        </w:tc>
-        <w:tc>
-          <w:tcPr>
-            <w:tcW w:w="579" w:type="dxa"/>
-          </w:tcPr>
-          <w:p>
-            <w:pPr>
-              <w:rPr>
-                <w:sz w:val="24"/>
-                <w:szCs w:val="24"/>
-                <w:lang w:val="en-US"/>
-              </w:rPr>
-            </w:pPr>
-          </w:p>
-        </w:tc>
-        <w:tc>
-          <w:tcPr>
-            <w:tcW w:w="1557" w:type="dxa"/>
-          </w:tcPr>
-          <w:p>
-            <w:pPr>
-              <w:rPr>
-                <w:sz w:val="24"/>
-                <w:szCs w:val="24"/>
-                <w:lang w:val="en-US"/>
-              </w:rPr>
-            </w:pPr>
-          </w:p>
-        </w:tc>
-        <w:tc>
-          <w:tcPr>
-            <w:tcW w:w="848" w:type="dxa"/>
+            <w:tcW w:w="5759" w:type="dxa"/>
+          </w:tcPr>
+          <w:p>
+            <w:pPr>
+              <w:rPr>
+                <w:sz w:val="24"/>
+                <w:szCs w:val="24"/>
+                <w:lang w:val="en-US"/>
+              </w:rPr>
+            </w:pPr>
+          </w:p>
+        </w:tc>
+        <w:tc>
+          <w:tcPr>
+            <w:tcW w:w="578" w:type="dxa"/>
+          </w:tcPr>
+          <w:p>
+            <w:pPr>
+              <w:rPr>
+                <w:sz w:val="24"/>
+                <w:szCs w:val="24"/>
+                <w:lang w:val="en-US"/>
+              </w:rPr>
+            </w:pPr>
+          </w:p>
+        </w:tc>
+        <w:tc>
+          <w:tcPr>
+            <w:tcW w:w="1554" w:type="dxa"/>
+          </w:tcPr>
+          <w:p>
+            <w:pPr>
+              <w:rPr>
+                <w:sz w:val="24"/>
+                <w:szCs w:val="24"/>
+                <w:lang w:val="en-US"/>
+              </w:rPr>
+            </w:pPr>
+          </w:p>
+        </w:tc>
+        <w:tc>
+          <w:tcPr>
+            <w:tcW w:w="846" w:type="dxa"/>
           </w:tcPr>
           <w:p>
             <w:pPr>
@@ -1203,9 +1200,12 @@
         </w:tc>
       </w:tr>
       <w:tr>
-        <w:tc>
-          <w:tcPr>
-            <w:tcW w:w="597" w:type="dxa"/>
+        <w:trPr>
+          <w:trHeight w:val="305"/>
+        </w:trPr>
+        <w:tc>
+          <w:tcPr>
+            <w:tcW w:w="596" w:type="dxa"/>
           </w:tcPr>
           <w:p>
             <w:pPr>
@@ -1227,49 +1227,49 @@
         </w:tc>
         <w:tc>
           <w:tcPr>
-            <w:tcW w:w="5769" w:type="dxa"/>
-          </w:tcPr>
-          <w:p>
-            <w:pPr>
-              <w:rPr>
-                <w:sz w:val="24"/>
-                <w:szCs w:val="24"/>
-                <w:lang w:val="en-US"/>
-              </w:rPr>
-            </w:pPr>
-          </w:p>
-        </w:tc>
-        <w:tc>
-          <w:tcPr>
-            <w:tcW w:w="579" w:type="dxa"/>
-          </w:tcPr>
-          <w:p>
-            <w:pPr>
-              <w:rPr>
-                <w:sz w:val="24"/>
-                <w:szCs w:val="24"/>
-                <w:lang w:val="en-US"/>
-              </w:rPr>
-            </w:pPr>
-          </w:p>
-        </w:tc>
-        <w:tc>
-          <w:tcPr>
-            <w:tcW w:w="1557" w:type="dxa"/>
-          </w:tcPr>
-          <w:p>
-            <w:pPr>
-              <w:rPr>
-                <w:sz w:val="24"/>
-                <w:szCs w:val="24"/>
-                <w:lang w:val="en-US"/>
-              </w:rPr>
-            </w:pPr>
-          </w:p>
-        </w:tc>
-        <w:tc>
-          <w:tcPr>
-            <w:tcW w:w="848" w:type="dxa"/>
+            <w:tcW w:w="5759" w:type="dxa"/>
+          </w:tcPr>
+          <w:p>
+            <w:pPr>
+              <w:rPr>
+                <w:sz w:val="24"/>
+                <w:szCs w:val="24"/>
+                <w:lang w:val="en-US"/>
+              </w:rPr>
+            </w:pPr>
+          </w:p>
+        </w:tc>
+        <w:tc>
+          <w:tcPr>
+            <w:tcW w:w="578" w:type="dxa"/>
+          </w:tcPr>
+          <w:p>
+            <w:pPr>
+              <w:rPr>
+                <w:sz w:val="24"/>
+                <w:szCs w:val="24"/>
+                <w:lang w:val="en-US"/>
+              </w:rPr>
+            </w:pPr>
+          </w:p>
+        </w:tc>
+        <w:tc>
+          <w:tcPr>
+            <w:tcW w:w="1554" w:type="dxa"/>
+          </w:tcPr>
+          <w:p>
+            <w:pPr>
+              <w:rPr>
+                <w:sz w:val="24"/>
+                <w:szCs w:val="24"/>
+                <w:lang w:val="en-US"/>
+              </w:rPr>
+            </w:pPr>
+          </w:p>
+        </w:tc>
+        <w:tc>
+          <w:tcPr>
+            <w:tcW w:w="846" w:type="dxa"/>
           </w:tcPr>
           <w:p>
             <w:pPr>
@@ -1283,9 +1283,12 @@
         </w:tc>
       </w:tr>
       <w:tr>
-        <w:tc>
-          <w:tcPr>
-            <w:tcW w:w="597" w:type="dxa"/>
+        <w:trPr>
+          <w:trHeight w:val="305"/>
+        </w:trPr>
+        <w:tc>
+          <w:tcPr>
+            <w:tcW w:w="596" w:type="dxa"/>
           </w:tcPr>
           <w:p>
             <w:pPr>
@@ -1307,49 +1310,49 @@
         </w:tc>
         <w:tc>
           <w:tcPr>
-            <w:tcW w:w="5769" w:type="dxa"/>
-          </w:tcPr>
-          <w:p>
-            <w:pPr>
-              <w:rPr>
-                <w:sz w:val="24"/>
-                <w:szCs w:val="24"/>
-                <w:lang w:val="en-US"/>
-              </w:rPr>
-            </w:pPr>
-          </w:p>
-        </w:tc>
-        <w:tc>
-          <w:tcPr>
-            <w:tcW w:w="579" w:type="dxa"/>
-          </w:tcPr>
-          <w:p>
-            <w:pPr>
-              <w:rPr>
-                <w:sz w:val="24"/>
-                <w:szCs w:val="24"/>
-                <w:lang w:val="en-US"/>
-              </w:rPr>
-            </w:pPr>
-          </w:p>
-        </w:tc>
-        <w:tc>
-          <w:tcPr>
-            <w:tcW w:w="1557" w:type="dxa"/>
-          </w:tcPr>
-          <w:p>
-            <w:pPr>
-              <w:rPr>
-                <w:sz w:val="24"/>
-                <w:szCs w:val="24"/>
-                <w:lang w:val="en-US"/>
-              </w:rPr>
-            </w:pPr>
-          </w:p>
-        </w:tc>
-        <w:tc>
-          <w:tcPr>
-            <w:tcW w:w="848" w:type="dxa"/>
+            <w:tcW w:w="5759" w:type="dxa"/>
+          </w:tcPr>
+          <w:p>
+            <w:pPr>
+              <w:rPr>
+                <w:sz w:val="24"/>
+                <w:szCs w:val="24"/>
+                <w:lang w:val="en-US"/>
+              </w:rPr>
+            </w:pPr>
+          </w:p>
+        </w:tc>
+        <w:tc>
+          <w:tcPr>
+            <w:tcW w:w="578" w:type="dxa"/>
+          </w:tcPr>
+          <w:p>
+            <w:pPr>
+              <w:rPr>
+                <w:sz w:val="24"/>
+                <w:szCs w:val="24"/>
+                <w:lang w:val="en-US"/>
+              </w:rPr>
+            </w:pPr>
+          </w:p>
+        </w:tc>
+        <w:tc>
+          <w:tcPr>
+            <w:tcW w:w="1554" w:type="dxa"/>
+          </w:tcPr>
+          <w:p>
+            <w:pPr>
+              <w:rPr>
+                <w:sz w:val="24"/>
+                <w:szCs w:val="24"/>
+                <w:lang w:val="en-US"/>
+              </w:rPr>
+            </w:pPr>
+          </w:p>
+        </w:tc>
+        <w:tc>
+          <w:tcPr>
+            <w:tcW w:w="846" w:type="dxa"/>
           </w:tcPr>
           <w:p>
             <w:pPr>
@@ -1363,9 +1366,12 @@
         </w:tc>
       </w:tr>
       <w:tr>
-        <w:tc>
-          <w:tcPr>
-            <w:tcW w:w="597" w:type="dxa"/>
+        <w:trPr>
+          <w:trHeight w:val="305"/>
+        </w:trPr>
+        <w:tc>
+          <w:tcPr>
+            <w:tcW w:w="596" w:type="dxa"/>
           </w:tcPr>
           <w:p>
             <w:pPr>
@@ -1387,49 +1393,49 @@
         </w:tc>
         <w:tc>
           <w:tcPr>
-            <w:tcW w:w="5769" w:type="dxa"/>
-          </w:tcPr>
-          <w:p>
-            <w:pPr>
-              <w:rPr>
-                <w:sz w:val="24"/>
-                <w:szCs w:val="24"/>
-                <w:lang w:val="en-US"/>
-              </w:rPr>
-            </w:pPr>
-          </w:p>
-        </w:tc>
-        <w:tc>
-          <w:tcPr>
-            <w:tcW w:w="579" w:type="dxa"/>
-          </w:tcPr>
-          <w:p>
-            <w:pPr>
-              <w:rPr>
-                <w:sz w:val="24"/>
-                <w:szCs w:val="24"/>
-                <w:lang w:val="en-US"/>
-              </w:rPr>
-            </w:pPr>
-          </w:p>
-        </w:tc>
-        <w:tc>
-          <w:tcPr>
-            <w:tcW w:w="1557" w:type="dxa"/>
-          </w:tcPr>
-          <w:p>
-            <w:pPr>
-              <w:rPr>
-                <w:sz w:val="24"/>
-                <w:szCs w:val="24"/>
-                <w:lang w:val="en-US"/>
-              </w:rPr>
-            </w:pPr>
-          </w:p>
-        </w:tc>
-        <w:tc>
-          <w:tcPr>
-            <w:tcW w:w="848" w:type="dxa"/>
+            <w:tcW w:w="5759" w:type="dxa"/>
+          </w:tcPr>
+          <w:p>
+            <w:pPr>
+              <w:rPr>
+                <w:sz w:val="24"/>
+                <w:szCs w:val="24"/>
+                <w:lang w:val="en-US"/>
+              </w:rPr>
+            </w:pPr>
+          </w:p>
+        </w:tc>
+        <w:tc>
+          <w:tcPr>
+            <w:tcW w:w="578" w:type="dxa"/>
+          </w:tcPr>
+          <w:p>
+            <w:pPr>
+              <w:rPr>
+                <w:sz w:val="24"/>
+                <w:szCs w:val="24"/>
+                <w:lang w:val="en-US"/>
+              </w:rPr>
+            </w:pPr>
+          </w:p>
+        </w:tc>
+        <w:tc>
+          <w:tcPr>
+            <w:tcW w:w="1554" w:type="dxa"/>
+          </w:tcPr>
+          <w:p>
+            <w:pPr>
+              <w:rPr>
+                <w:sz w:val="24"/>
+                <w:szCs w:val="24"/>
+                <w:lang w:val="en-US"/>
+              </w:rPr>
+            </w:pPr>
+          </w:p>
+        </w:tc>
+        <w:tc>
+          <w:tcPr>
+            <w:tcW w:w="846" w:type="dxa"/>
           </w:tcPr>
           <w:p>
             <w:pPr>
@@ -1443,9 +1449,12 @@
         </w:tc>
       </w:tr>
       <w:tr>
-        <w:tc>
-          <w:tcPr>
-            <w:tcW w:w="597" w:type="dxa"/>
+        <w:trPr>
+          <w:trHeight w:val="291"/>
+        </w:trPr>
+        <w:tc>
+          <w:tcPr>
+            <w:tcW w:w="596" w:type="dxa"/>
           </w:tcPr>
           <w:p>
             <w:pPr>
@@ -1467,49 +1476,49 @@
         </w:tc>
         <w:tc>
           <w:tcPr>
-            <w:tcW w:w="5769" w:type="dxa"/>
-          </w:tcPr>
-          <w:p>
-            <w:pPr>
-              <w:rPr>
-                <w:sz w:val="24"/>
-                <w:szCs w:val="24"/>
-                <w:lang w:val="en-US"/>
-              </w:rPr>
-            </w:pPr>
-          </w:p>
-        </w:tc>
-        <w:tc>
-          <w:tcPr>
-            <w:tcW w:w="579" w:type="dxa"/>
-          </w:tcPr>
-          <w:p>
-            <w:pPr>
-              <w:rPr>
-                <w:sz w:val="24"/>
-                <w:szCs w:val="24"/>
-                <w:lang w:val="en-US"/>
-              </w:rPr>
-            </w:pPr>
-          </w:p>
-        </w:tc>
-        <w:tc>
-          <w:tcPr>
-            <w:tcW w:w="1557" w:type="dxa"/>
-          </w:tcPr>
-          <w:p>
-            <w:pPr>
-              <w:rPr>
-                <w:sz w:val="24"/>
-                <w:szCs w:val="24"/>
-                <w:lang w:val="en-US"/>
-              </w:rPr>
-            </w:pPr>
-          </w:p>
-        </w:tc>
-        <w:tc>
-          <w:tcPr>
-            <w:tcW w:w="848" w:type="dxa"/>
+            <w:tcW w:w="5759" w:type="dxa"/>
+          </w:tcPr>
+          <w:p>
+            <w:pPr>
+              <w:rPr>
+                <w:sz w:val="24"/>
+                <w:szCs w:val="24"/>
+                <w:lang w:val="en-US"/>
+              </w:rPr>
+            </w:pPr>
+          </w:p>
+        </w:tc>
+        <w:tc>
+          <w:tcPr>
+            <w:tcW w:w="578" w:type="dxa"/>
+          </w:tcPr>
+          <w:p>
+            <w:pPr>
+              <w:rPr>
+                <w:sz w:val="24"/>
+                <w:szCs w:val="24"/>
+                <w:lang w:val="en-US"/>
+              </w:rPr>
+            </w:pPr>
+          </w:p>
+        </w:tc>
+        <w:tc>
+          <w:tcPr>
+            <w:tcW w:w="1554" w:type="dxa"/>
+          </w:tcPr>
+          <w:p>
+            <w:pPr>
+              <w:rPr>
+                <w:sz w:val="24"/>
+                <w:szCs w:val="24"/>
+                <w:lang w:val="en-US"/>
+              </w:rPr>
+            </w:pPr>
+          </w:p>
+        </w:tc>
+        <w:tc>
+          <w:tcPr>
+            <w:tcW w:w="846" w:type="dxa"/>
           </w:tcPr>
           <w:p>
             <w:pPr>
@@ -1523,9 +1532,12 @@
         </w:tc>
       </w:tr>
       <w:tr>
-        <w:tc>
-          <w:tcPr>
-            <w:tcW w:w="597" w:type="dxa"/>
+        <w:trPr>
+          <w:trHeight w:val="305"/>
+        </w:trPr>
+        <w:tc>
+          <w:tcPr>
+            <w:tcW w:w="596" w:type="dxa"/>
           </w:tcPr>
           <w:p>
             <w:pPr>
@@ -1547,49 +1559,49 @@
         </w:tc>
         <w:tc>
           <w:tcPr>
-            <w:tcW w:w="5769" w:type="dxa"/>
-          </w:tcPr>
-          <w:p>
-            <w:pPr>
-              <w:rPr>
-                <w:sz w:val="24"/>
-                <w:szCs w:val="24"/>
-                <w:lang w:val="en-US"/>
-              </w:rPr>
-            </w:pPr>
-          </w:p>
-        </w:tc>
-        <w:tc>
-          <w:tcPr>
-            <w:tcW w:w="579" w:type="dxa"/>
-          </w:tcPr>
-          <w:p>
-            <w:pPr>
-              <w:rPr>
-                <w:sz w:val="24"/>
-                <w:szCs w:val="24"/>
-                <w:lang w:val="en-US"/>
-              </w:rPr>
-            </w:pPr>
-          </w:p>
-        </w:tc>
-        <w:tc>
-          <w:tcPr>
-            <w:tcW w:w="1557" w:type="dxa"/>
-          </w:tcPr>
-          <w:p>
-            <w:pPr>
-              <w:rPr>
-                <w:sz w:val="24"/>
-                <w:szCs w:val="24"/>
-                <w:lang w:val="en-US"/>
-              </w:rPr>
-            </w:pPr>
-          </w:p>
-        </w:tc>
-        <w:tc>
-          <w:tcPr>
-            <w:tcW w:w="848" w:type="dxa"/>
+            <w:tcW w:w="5759" w:type="dxa"/>
+          </w:tcPr>
+          <w:p>
+            <w:pPr>
+              <w:rPr>
+                <w:sz w:val="24"/>
+                <w:szCs w:val="24"/>
+                <w:lang w:val="en-US"/>
+              </w:rPr>
+            </w:pPr>
+          </w:p>
+        </w:tc>
+        <w:tc>
+          <w:tcPr>
+            <w:tcW w:w="578" w:type="dxa"/>
+          </w:tcPr>
+          <w:p>
+            <w:pPr>
+              <w:rPr>
+                <w:sz w:val="24"/>
+                <w:szCs w:val="24"/>
+                <w:lang w:val="en-US"/>
+              </w:rPr>
+            </w:pPr>
+          </w:p>
+        </w:tc>
+        <w:tc>
+          <w:tcPr>
+            <w:tcW w:w="1554" w:type="dxa"/>
+          </w:tcPr>
+          <w:p>
+            <w:pPr>
+              <w:rPr>
+                <w:sz w:val="24"/>
+                <w:szCs w:val="24"/>
+                <w:lang w:val="en-US"/>
+              </w:rPr>
+            </w:pPr>
+          </w:p>
+        </w:tc>
+        <w:tc>
+          <w:tcPr>
+            <w:tcW w:w="846" w:type="dxa"/>
           </w:tcPr>
           <w:p>
             <w:pPr>
@@ -1603,9 +1615,12 @@
         </w:tc>
       </w:tr>
       <w:tr>
-        <w:tc>
-          <w:tcPr>
-            <w:tcW w:w="597" w:type="dxa"/>
+        <w:trPr>
+          <w:trHeight w:val="305"/>
+        </w:trPr>
+        <w:tc>
+          <w:tcPr>
+            <w:tcW w:w="596" w:type="dxa"/>
           </w:tcPr>
           <w:p>
             <w:pPr>
@@ -1627,49 +1642,49 @@
         </w:tc>
         <w:tc>
           <w:tcPr>
-            <w:tcW w:w="5769" w:type="dxa"/>
-          </w:tcPr>
-          <w:p>
-            <w:pPr>
-              <w:rPr>
-                <w:sz w:val="24"/>
-                <w:szCs w:val="24"/>
-                <w:lang w:val="en-US"/>
-              </w:rPr>
-            </w:pPr>
-          </w:p>
-        </w:tc>
-        <w:tc>
-          <w:tcPr>
-            <w:tcW w:w="579" w:type="dxa"/>
-          </w:tcPr>
-          <w:p>
-            <w:pPr>
-              <w:rPr>
-                <w:sz w:val="24"/>
-                <w:szCs w:val="24"/>
-                <w:lang w:val="en-US"/>
-              </w:rPr>
-            </w:pPr>
-          </w:p>
-        </w:tc>
-        <w:tc>
-          <w:tcPr>
-            <w:tcW w:w="1557" w:type="dxa"/>
-          </w:tcPr>
-          <w:p>
-            <w:pPr>
-              <w:rPr>
-                <w:sz w:val="24"/>
-                <w:szCs w:val="24"/>
-                <w:lang w:val="en-US"/>
-              </w:rPr>
-            </w:pPr>
-          </w:p>
-        </w:tc>
-        <w:tc>
-          <w:tcPr>
-            <w:tcW w:w="848" w:type="dxa"/>
+            <w:tcW w:w="5759" w:type="dxa"/>
+          </w:tcPr>
+          <w:p>
+            <w:pPr>
+              <w:rPr>
+                <w:sz w:val="24"/>
+                <w:szCs w:val="24"/>
+                <w:lang w:val="en-US"/>
+              </w:rPr>
+            </w:pPr>
+          </w:p>
+        </w:tc>
+        <w:tc>
+          <w:tcPr>
+            <w:tcW w:w="578" w:type="dxa"/>
+          </w:tcPr>
+          <w:p>
+            <w:pPr>
+              <w:rPr>
+                <w:sz w:val="24"/>
+                <w:szCs w:val="24"/>
+                <w:lang w:val="en-US"/>
+              </w:rPr>
+            </w:pPr>
+          </w:p>
+        </w:tc>
+        <w:tc>
+          <w:tcPr>
+            <w:tcW w:w="1554" w:type="dxa"/>
+          </w:tcPr>
+          <w:p>
+            <w:pPr>
+              <w:rPr>
+                <w:sz w:val="24"/>
+                <w:szCs w:val="24"/>
+                <w:lang w:val="en-US"/>
+              </w:rPr>
+            </w:pPr>
+          </w:p>
+        </w:tc>
+        <w:tc>
+          <w:tcPr>
+            <w:tcW w:w="846" w:type="dxa"/>
           </w:tcPr>
           <w:p>
             <w:pPr>
@@ -1683,9 +1698,12 @@
         </w:tc>
       </w:tr>
       <w:tr>
-        <w:tc>
-          <w:tcPr>
-            <w:tcW w:w="597" w:type="dxa"/>
+        <w:trPr>
+          <w:trHeight w:val="305"/>
+        </w:trPr>
+        <w:tc>
+          <w:tcPr>
+            <w:tcW w:w="596" w:type="dxa"/>
           </w:tcPr>
           <w:p>
             <w:pPr>
@@ -1707,49 +1725,49 @@
         </w:tc>
         <w:tc>
           <w:tcPr>
-            <w:tcW w:w="5769" w:type="dxa"/>
-          </w:tcPr>
-          <w:p>
-            <w:pPr>
-              <w:rPr>
-                <w:sz w:val="24"/>
-                <w:szCs w:val="24"/>
-                <w:lang w:val="en-US"/>
-              </w:rPr>
-            </w:pPr>
-          </w:p>
-        </w:tc>
-        <w:tc>
-          <w:tcPr>
-            <w:tcW w:w="579" w:type="dxa"/>
-          </w:tcPr>
-          <w:p>
-            <w:pPr>
-              <w:rPr>
-                <w:sz w:val="24"/>
-                <w:szCs w:val="24"/>
-                <w:lang w:val="en-US"/>
-              </w:rPr>
-            </w:pPr>
-          </w:p>
-        </w:tc>
-        <w:tc>
-          <w:tcPr>
-            <w:tcW w:w="1557" w:type="dxa"/>
-          </w:tcPr>
-          <w:p>
-            <w:pPr>
-              <w:rPr>
-                <w:sz w:val="24"/>
-                <w:szCs w:val="24"/>
-                <w:lang w:val="en-US"/>
-              </w:rPr>
-            </w:pPr>
-          </w:p>
-        </w:tc>
-        <w:tc>
-          <w:tcPr>
-            <w:tcW w:w="848" w:type="dxa"/>
+            <w:tcW w:w="5759" w:type="dxa"/>
+          </w:tcPr>
+          <w:p>
+            <w:pPr>
+              <w:rPr>
+                <w:sz w:val="24"/>
+                <w:szCs w:val="24"/>
+                <w:lang w:val="en-US"/>
+              </w:rPr>
+            </w:pPr>
+          </w:p>
+        </w:tc>
+        <w:tc>
+          <w:tcPr>
+            <w:tcW w:w="578" w:type="dxa"/>
+          </w:tcPr>
+          <w:p>
+            <w:pPr>
+              <w:rPr>
+                <w:sz w:val="24"/>
+                <w:szCs w:val="24"/>
+                <w:lang w:val="en-US"/>
+              </w:rPr>
+            </w:pPr>
+          </w:p>
+        </w:tc>
+        <w:tc>
+          <w:tcPr>
+            <w:tcW w:w="1554" w:type="dxa"/>
+          </w:tcPr>
+          <w:p>
+            <w:pPr>
+              <w:rPr>
+                <w:sz w:val="24"/>
+                <w:szCs w:val="24"/>
+                <w:lang w:val="en-US"/>
+              </w:rPr>
+            </w:pPr>
+          </w:p>
+        </w:tc>
+        <w:tc>
+          <w:tcPr>
+            <w:tcW w:w="846" w:type="dxa"/>
           </w:tcPr>
           <w:p>
             <w:pPr>
@@ -1763,9 +1781,12 @@
         </w:tc>
       </w:tr>
       <w:tr>
-        <w:tc>
-          <w:tcPr>
-            <w:tcW w:w="597" w:type="dxa"/>
+        <w:trPr>
+          <w:trHeight w:val="291"/>
+        </w:trPr>
+        <w:tc>
+          <w:tcPr>
+            <w:tcW w:w="596" w:type="dxa"/>
           </w:tcPr>
           <w:p>
             <w:pPr>
@@ -1787,49 +1808,49 @@
         </w:tc>
         <w:tc>
           <w:tcPr>
-            <w:tcW w:w="5769" w:type="dxa"/>
-          </w:tcPr>
-          <w:p>
-            <w:pPr>
-              <w:rPr>
-                <w:sz w:val="24"/>
-                <w:szCs w:val="24"/>
-                <w:lang w:val="en-US"/>
-              </w:rPr>
-            </w:pPr>
-          </w:p>
-        </w:tc>
-        <w:tc>
-          <w:tcPr>
-            <w:tcW w:w="579" w:type="dxa"/>
-          </w:tcPr>
-          <w:p>
-            <w:pPr>
-              <w:rPr>
-                <w:sz w:val="24"/>
-                <w:szCs w:val="24"/>
-                <w:lang w:val="en-US"/>
-              </w:rPr>
-            </w:pPr>
-          </w:p>
-        </w:tc>
-        <w:tc>
-          <w:tcPr>
-            <w:tcW w:w="1557" w:type="dxa"/>
-          </w:tcPr>
-          <w:p>
-            <w:pPr>
-              <w:rPr>
-                <w:sz w:val="24"/>
-                <w:szCs w:val="24"/>
-                <w:lang w:val="en-US"/>
-              </w:rPr>
-            </w:pPr>
-          </w:p>
-        </w:tc>
-        <w:tc>
-          <w:tcPr>
-            <w:tcW w:w="848" w:type="dxa"/>
+            <w:tcW w:w="5759" w:type="dxa"/>
+          </w:tcPr>
+          <w:p>
+            <w:pPr>
+              <w:rPr>
+                <w:sz w:val="24"/>
+                <w:szCs w:val="24"/>
+                <w:lang w:val="en-US"/>
+              </w:rPr>
+            </w:pPr>
+          </w:p>
+        </w:tc>
+        <w:tc>
+          <w:tcPr>
+            <w:tcW w:w="578" w:type="dxa"/>
+          </w:tcPr>
+          <w:p>
+            <w:pPr>
+              <w:rPr>
+                <w:sz w:val="24"/>
+                <w:szCs w:val="24"/>
+                <w:lang w:val="en-US"/>
+              </w:rPr>
+            </w:pPr>
+          </w:p>
+        </w:tc>
+        <w:tc>
+          <w:tcPr>
+            <w:tcW w:w="1554" w:type="dxa"/>
+          </w:tcPr>
+          <w:p>
+            <w:pPr>
+              <w:rPr>
+                <w:sz w:val="24"/>
+                <w:szCs w:val="24"/>
+                <w:lang w:val="en-US"/>
+              </w:rPr>
+            </w:pPr>
+          </w:p>
+        </w:tc>
+        <w:tc>
+          <w:tcPr>
+            <w:tcW w:w="846" w:type="dxa"/>
           </w:tcPr>
           <w:p>
             <w:pPr>
@@ -1843,9 +1864,12 @@
         </w:tc>
       </w:tr>
       <w:tr>
-        <w:tc>
-          <w:tcPr>
-            <w:tcW w:w="597" w:type="dxa"/>
+        <w:trPr>
+          <w:trHeight w:val="305"/>
+        </w:trPr>
+        <w:tc>
+          <w:tcPr>
+            <w:tcW w:w="596" w:type="dxa"/>
           </w:tcPr>
           <w:p>
             <w:pPr>
@@ -1867,49 +1891,49 @@
         </w:tc>
         <w:tc>
           <w:tcPr>
-            <w:tcW w:w="5769" w:type="dxa"/>
-          </w:tcPr>
-          <w:p>
-            <w:pPr>
-              <w:rPr>
-                <w:sz w:val="24"/>
-                <w:szCs w:val="24"/>
-                <w:lang w:val="en-US"/>
-              </w:rPr>
-            </w:pPr>
-          </w:p>
-        </w:tc>
-        <w:tc>
-          <w:tcPr>
-            <w:tcW w:w="579" w:type="dxa"/>
-          </w:tcPr>
-          <w:p>
-            <w:pPr>
-              <w:rPr>
-                <w:sz w:val="24"/>
-                <w:szCs w:val="24"/>
-                <w:lang w:val="en-US"/>
-              </w:rPr>
-            </w:pPr>
-          </w:p>
-        </w:tc>
-        <w:tc>
-          <w:tcPr>
-            <w:tcW w:w="1557" w:type="dxa"/>
-          </w:tcPr>
-          <w:p>
-            <w:pPr>
-              <w:rPr>
-                <w:sz w:val="24"/>
-                <w:szCs w:val="24"/>
-                <w:lang w:val="en-US"/>
-              </w:rPr>
-            </w:pPr>
-          </w:p>
-        </w:tc>
-        <w:tc>
-          <w:tcPr>
-            <w:tcW w:w="848" w:type="dxa"/>
+            <w:tcW w:w="5759" w:type="dxa"/>
+          </w:tcPr>
+          <w:p>
+            <w:pPr>
+              <w:rPr>
+                <w:sz w:val="24"/>
+                <w:szCs w:val="24"/>
+                <w:lang w:val="en-US"/>
+              </w:rPr>
+            </w:pPr>
+          </w:p>
+        </w:tc>
+        <w:tc>
+          <w:tcPr>
+            <w:tcW w:w="578" w:type="dxa"/>
+          </w:tcPr>
+          <w:p>
+            <w:pPr>
+              <w:rPr>
+                <w:sz w:val="24"/>
+                <w:szCs w:val="24"/>
+                <w:lang w:val="en-US"/>
+              </w:rPr>
+            </w:pPr>
+          </w:p>
+        </w:tc>
+        <w:tc>
+          <w:tcPr>
+            <w:tcW w:w="1554" w:type="dxa"/>
+          </w:tcPr>
+          <w:p>
+            <w:pPr>
+              <w:rPr>
+                <w:sz w:val="24"/>
+                <w:szCs w:val="24"/>
+                <w:lang w:val="en-US"/>
+              </w:rPr>
+            </w:pPr>
+          </w:p>
+        </w:tc>
+        <w:tc>
+          <w:tcPr>
+            <w:tcW w:w="846" w:type="dxa"/>
           </w:tcPr>
           <w:p>
             <w:pPr>
@@ -1935,7 +1959,7 @@
 </file>
 
 <file path=word/styles.xml><?xml version="1.0" encoding="utf-8"?>
-<w:styles xmlns:mc="http://schemas.openxmlformats.org/markup-compatibility/2006" xmlns:r="http://schemas.openxmlformats.org/officeDocument/2006/relationships" xmlns:w="http://schemas.openxmlformats.org/wordprocessingml/2006/main" xmlns:w14="http://schemas.microsoft.com/office/word/2010/wordml" xmlns:w15="http://schemas.microsoft.com/office/word/2012/wordml" xmlns:w16cex="http://schemas.microsoft.com/office/word/2018/wordml/cex" xmlns:w16cid="http://schemas.microsoft.com/office/word/2016/wordml/cid" xmlns:w16="http://schemas.microsoft.com/office/word/2018/wordml" xmlns:w16du="http://schemas.microsoft.com/office/word/2023/wordml/word16du" xmlns:w16sdtdh="http://schemas.microsoft.com/office/word/2020/wordml/sdtdatahash" xmlns:w16sdtfl="http://schemas.microsoft.com/office/word/2024/wordml/sdtformatlock" xmlns:w16se="http://schemas.microsoft.com/office/word/2015/wordml/symex" mc:Ignorable="w14 w15 w16se w16cid w16 w16cex w16sdtdh w16sdtfl w16du">
+<w:styles xmlns:mc="http://schemas.openxmlformats.org/markup-compatibility/2006" xmlns:r="http://schemas.openxmlformats.org/officeDocument/2006/relationships" xmlns:w="http://schemas.openxmlformats.org/wordprocessingml/2006/main" xmlns:w14="http://schemas.microsoft.com/office/word/2010/wordml" xmlns:w15="http://schemas.microsoft.com/office/word/2012/wordml" xmlns:w16cid="http://schemas.microsoft.com/office/word/2016/wordml/cid" xmlns:w16se="http://schemas.microsoft.com/office/word/2015/wordml/symex" mc:Ignorable="w14 w15 w16se w16cid">
   <w:docDefaults>
     <w:rPrDefault>
       <w:rPr>
@@ -1953,7 +1977,7 @@
       </w:pPr>
     </w:pPrDefault>
   </w:docDefaults>
-  <w:latentStyles w:defLockedState="0" w:defUIPriority="99" w:defSemiHidden="0" w:defUnhideWhenUsed="0" w:defQFormat="0" w:count="376">
+  <w:latentStyles w:defLockedState="0" w:defUIPriority="99" w:defSemiHidden="0" w:defUnhideWhenUsed="0" w:defQFormat="0" w:count="375">
     <w:lsdException w:name="Normal" w:uiPriority="0" w:qFormat="1"/>
     <w:lsdException w:name="heading 1" w:uiPriority="9" w:qFormat="1"/>
     <w:lsdException w:name="heading 2" w:semiHidden="1" w:uiPriority="9" w:unhideWhenUsed="1" w:qFormat="1"/>
@@ -2329,7 +2353,6 @@
     <w:lsdException w:name="Smart Hyperlink" w:semiHidden="1" w:unhideWhenUsed="1"/>
     <w:lsdException w:name="Hashtag" w:semiHidden="1" w:unhideWhenUsed="1"/>
     <w:lsdException w:name="Unresolved Mention" w:semiHidden="1" w:unhideWhenUsed="1"/>
-    <w:lsdException w:name="Smart Link" w:semiHidden="1" w:unhideWhenUsed="1"/>
   </w:latentStyles>
   <w:style w:type="paragraph" w:default="1" w:styleId="Normal">
     <w:name w:val="Normal"/>

--- a/public/docs/BLANK-FORM-TRANSMITAL-PHILHEALTH.docx
+++ b/public/docs/BLANK-FORM-TRANSMITAL-PHILHEALTH.docx
@@ -1949,6 +1949,7 @@
     </w:tbl>
     <w:p/>
     <w:sectPr>
+      <w:headerReference w:type="default" r:id="rId6"/>
       <w:pgSz w:w="12240" w:h="15840"/>
       <w:pgMar w:top="1440" w:right="1440" w:bottom="1440" w:left="1440" w:header="708" w:footer="708" w:gutter="0"/>
       <w:cols w:space="708"/>
@@ -1956,6 +1957,265 @@
     </w:sectPr>
   </w:body>
 </w:document>
+</file>
+
+<file path=word/endnotes.xml><?xml version="1.0" encoding="utf-8"?>
+<w:endnotes xmlns:wpc="http://schemas.microsoft.com/office/word/2010/wordprocessingCanvas" xmlns:cx="http://schemas.microsoft.com/office/drawing/2014/chartex" xmlns:cx1="http://schemas.microsoft.com/office/drawing/2015/9/8/chartex" xmlns:cx2="http://schemas.microsoft.com/office/drawing/2015/10/21/chartex" xmlns:cx3="http://schemas.microsoft.com/office/drawing/2016/5/9/chartex" xmlns:cx4="http://schemas.microsoft.com/office/drawing/2016/5/10/chartex" xmlns:cx5="http://schemas.microsoft.com/office/drawing/2016/5/11/chartex" xmlns:cx6="http://schemas.microsoft.com/office/drawing/2016/5/12/chartex" xmlns:cx7="http://schemas.microsoft.com/office/drawing/2016/5/13/chartex" xmlns:cx8="http://schemas.microsoft.com/office/drawing/2016/5/14/chartex" xmlns:mc="http://schemas.openxmlformats.org/markup-compatibility/2006" xmlns:aink="http://schemas.microsoft.com/office/drawing/2016/ink" xmlns:am3d="http://schemas.microsoft.com/office/drawing/2017/model3d" xmlns:o="urn:schemas-microsoft-com:office:office" xmlns:r="http://schemas.openxmlformats.org/officeDocument/2006/relationships" xmlns:m="http://schemas.openxmlformats.org/officeDocument/2006/math" xmlns:v="urn:schemas-microsoft-com:vml" xmlns:wp14="http://schemas.microsoft.com/office/word/2010/wordprocessingDrawing" xmlns:wp="http://schemas.openxmlformats.org/drawingml/2006/wordprocessingDrawing" xmlns:w10="urn:schemas-microsoft-com:office:word" xmlns:w="http://schemas.openxmlformats.org/wordprocessingml/2006/main" xmlns:w14="http://schemas.microsoft.com/office/word/2010/wordml" xmlns:w15="http://schemas.microsoft.com/office/word/2012/wordml" xmlns:w16cid="http://schemas.microsoft.com/office/word/2016/wordml/cid" xmlns:w16se="http://schemas.microsoft.com/office/word/2015/wordml/symex" xmlns:wpg="http://schemas.microsoft.com/office/word/2010/wordprocessingGroup" xmlns:wpi="http://schemas.microsoft.com/office/word/2010/wordprocessingInk" xmlns:wne="http://schemas.microsoft.com/office/word/2006/wordml" xmlns:wps="http://schemas.microsoft.com/office/word/2010/wordprocessingShape" mc:Ignorable="w14 w15 w16se w16cid wp14">
+  <w:endnote w:type="separator" w:id="-1">
+    <w:p>
+      <w:pPr>
+        <w:spacing w:after="0" w:line="240" w:lineRule="auto"/>
+      </w:pPr>
+      <w:r>
+        <w:separator/>
+      </w:r>
+    </w:p>
+  </w:endnote>
+  <w:endnote w:type="continuationSeparator" w:id="0">
+    <w:p>
+      <w:pPr>
+        <w:spacing w:after="0" w:line="240" w:lineRule="auto"/>
+      </w:pPr>
+      <w:r>
+        <w:continuationSeparator/>
+      </w:r>
+    </w:p>
+  </w:endnote>
+</w:endnotes>
+</file>
+
+<file path=word/footnotes.xml><?xml version="1.0" encoding="utf-8"?>
+<w:footnotes xmlns:wpc="http://schemas.microsoft.com/office/word/2010/wordprocessingCanvas" xmlns:cx="http://schemas.microsoft.com/office/drawing/2014/chartex" xmlns:cx1="http://schemas.microsoft.com/office/drawing/2015/9/8/chartex" xmlns:cx2="http://schemas.microsoft.com/office/drawing/2015/10/21/chartex" xmlns:cx3="http://schemas.microsoft.com/office/drawing/2016/5/9/chartex" xmlns:cx4="http://schemas.microsoft.com/office/drawing/2016/5/10/chartex" xmlns:cx5="http://schemas.microsoft.com/office/drawing/2016/5/11/chartex" xmlns:cx6="http://schemas.microsoft.com/office/drawing/2016/5/12/chartex" xmlns:cx7="http://schemas.microsoft.com/office/drawing/2016/5/13/chartex" xmlns:cx8="http://schemas.microsoft.com/office/drawing/2016/5/14/chartex" xmlns:mc="http://schemas.openxmlformats.org/markup-compatibility/2006" xmlns:aink="http://schemas.microsoft.com/office/drawing/2016/ink" xmlns:am3d="http://schemas.microsoft.com/office/drawing/2017/model3d" xmlns:o="urn:schemas-microsoft-com:office:office" xmlns:r="http://schemas.openxmlformats.org/officeDocument/2006/relationships" xmlns:m="http://schemas.openxmlformats.org/officeDocument/2006/math" xmlns:v="urn:schemas-microsoft-com:vml" xmlns:wp14="http://schemas.microsoft.com/office/word/2010/wordprocessingDrawing" xmlns:wp="http://schemas.openxmlformats.org/drawingml/2006/wordprocessingDrawing" xmlns:w10="urn:schemas-microsoft-com:office:word" xmlns:w="http://schemas.openxmlformats.org/wordprocessingml/2006/main" xmlns:w14="http://schemas.microsoft.com/office/word/2010/wordml" xmlns:w15="http://schemas.microsoft.com/office/word/2012/wordml" xmlns:w16cid="http://schemas.microsoft.com/office/word/2016/wordml/cid" xmlns:w16se="http://schemas.microsoft.com/office/word/2015/wordml/symex" xmlns:wpg="http://schemas.microsoft.com/office/word/2010/wordprocessingGroup" xmlns:wpi="http://schemas.microsoft.com/office/word/2010/wordprocessingInk" xmlns:wne="http://schemas.microsoft.com/office/word/2006/wordml" xmlns:wps="http://schemas.microsoft.com/office/word/2010/wordprocessingShape" mc:Ignorable="w14 w15 w16se w16cid wp14">
+  <w:footnote w:type="separator" w:id="-1">
+    <w:p>
+      <w:pPr>
+        <w:spacing w:after="0" w:line="240" w:lineRule="auto"/>
+      </w:pPr>
+      <w:r>
+        <w:separator/>
+      </w:r>
+    </w:p>
+  </w:footnote>
+  <w:footnote w:type="continuationSeparator" w:id="0">
+    <w:p>
+      <w:pPr>
+        <w:spacing w:after="0" w:line="240" w:lineRule="auto"/>
+      </w:pPr>
+      <w:r>
+        <w:continuationSeparator/>
+      </w:r>
+    </w:p>
+  </w:footnote>
+</w:footnotes>
+</file>
+
+<file path=word/header1.xml><?xml version="1.0" encoding="utf-8"?>
+<w:hdr xmlns:wpc="http://schemas.microsoft.com/office/word/2010/wordprocessingCanvas" xmlns:cx="http://schemas.microsoft.com/office/drawing/2014/chartex" xmlns:cx1="http://schemas.microsoft.com/office/drawing/2015/9/8/chartex" xmlns:cx2="http://schemas.microsoft.com/office/drawing/2015/10/21/chartex" xmlns:cx3="http://schemas.microsoft.com/office/drawing/2016/5/9/chartex" xmlns:cx4="http://schemas.microsoft.com/office/drawing/2016/5/10/chartex" xmlns:cx5="http://schemas.microsoft.com/office/drawing/2016/5/11/chartex" xmlns:cx6="http://schemas.microsoft.com/office/drawing/2016/5/12/chartex" xmlns:cx7="http://schemas.microsoft.com/office/drawing/2016/5/13/chartex" xmlns:cx8="http://schemas.microsoft.com/office/drawing/2016/5/14/chartex" xmlns:mc="http://schemas.openxmlformats.org/markup-compatibility/2006" xmlns:aink="http://schemas.microsoft.com/office/drawing/2016/ink" xmlns:am3d="http://schemas.microsoft.com/office/drawing/2017/model3d" xmlns:o="urn:schemas-microsoft-com:office:office" xmlns:r="http://schemas.openxmlformats.org/officeDocument/2006/relationships" xmlns:m="http://schemas.openxmlformats.org/officeDocument/2006/math" xmlns:v="urn:schemas-microsoft-com:vml" xmlns:wp14="http://schemas.microsoft.com/office/word/2010/wordprocessingDrawing" xmlns:wp="http://schemas.openxmlformats.org/drawingml/2006/wordprocessingDrawing" xmlns:w10="urn:schemas-microsoft-com:office:word" xmlns:w="http://schemas.openxmlformats.org/wordprocessingml/2006/main" xmlns:w14="http://schemas.microsoft.com/office/word/2010/wordml" xmlns:w15="http://schemas.microsoft.com/office/word/2012/wordml" xmlns:w16cid="http://schemas.microsoft.com/office/word/2016/wordml/cid" xmlns:w16se="http://schemas.microsoft.com/office/word/2015/wordml/symex" xmlns:wpg="http://schemas.microsoft.com/office/word/2010/wordprocessingGroup" xmlns:wpi="http://schemas.microsoft.com/office/word/2010/wordprocessingInk" xmlns:wne="http://schemas.microsoft.com/office/word/2006/wordml" xmlns:wps="http://schemas.microsoft.com/office/word/2010/wordprocessingShape" mc:Ignorable="w14 w15 w16se w16cid wp14">
+  <w:p>
+    <w:pPr>
+      <w:pStyle w:val="Header"/>
+      <w:jc w:val="center"/>
+      <w:rPr>
+        <w:rFonts w:ascii="Times New Roman" w:hAnsi="Times New Roman" w:cs="Times New Roman"/>
+        <w:lang w:val="en-US"/>
+      </w:rPr>
+    </w:pPr>
+    <w:r>
+      <w:rPr>
+        <w:noProof/>
+      </w:rPr>
+      <w:drawing>
+        <wp:anchor distT="0" distB="0" distL="114300" distR="114300" simplePos="0" relativeHeight="251660288" behindDoc="0" locked="0" layoutInCell="1" allowOverlap="1" wp14:anchorId="284BBE85" wp14:editId="7CD8ACBC">
+          <wp:simplePos x="0" y="0"/>
+          <wp:positionH relativeFrom="column">
+            <wp:posOffset>4660332</wp:posOffset>
+          </wp:positionH>
+          <wp:positionV relativeFrom="paragraph">
+            <wp:posOffset>-328295</wp:posOffset>
+          </wp:positionV>
+          <wp:extent cx="1828318" cy="1203253"/>
+          <wp:effectExtent l="0" t="0" r="635" b="0"/>
+          <wp:wrapNone/>
+          <wp:docPr id="647381210" name="Picture 2"/>
+          <wp:cNvGraphicFramePr>
+            <a:graphicFrameLocks xmlns:a="http://schemas.openxmlformats.org/drawingml/2006/main" noChangeAspect="1"/>
+          </wp:cNvGraphicFramePr>
+          <a:graphic xmlns:a="http://schemas.openxmlformats.org/drawingml/2006/main">
+            <a:graphicData uri="http://schemas.openxmlformats.org/drawingml/2006/picture">
+              <pic:pic xmlns:pic="http://schemas.openxmlformats.org/drawingml/2006/picture">
+                <pic:nvPicPr>
+                  <pic:cNvPr id="0" name="Picture 3"/>
+                  <pic:cNvPicPr>
+                    <a:picLocks noChangeAspect="1" noChangeArrowheads="1"/>
+                  </pic:cNvPicPr>
+                </pic:nvPicPr>
+                <pic:blipFill>
+                  <a:blip r:embed="rId1">
+                    <a:extLst>
+                      <a:ext uri="{28A0092B-C50C-407E-A947-70E740481C1C}">
+                        <a14:useLocalDpi xmlns:a14="http://schemas.microsoft.com/office/drawing/2010/main" val="0"/>
+                      </a:ext>
+                    </a:extLst>
+                  </a:blip>
+                  <a:srcRect/>
+                  <a:stretch>
+                    <a:fillRect/>
+                  </a:stretch>
+                </pic:blipFill>
+                <pic:spPr bwMode="auto">
+                  <a:xfrm>
+                    <a:off x="0" y="0"/>
+                    <a:ext cx="1828318" cy="1203253"/>
+                  </a:xfrm>
+                  <a:prstGeom prst="rect">
+                    <a:avLst/>
+                  </a:prstGeom>
+                  <a:noFill/>
+                  <a:ln>
+                    <a:noFill/>
+                  </a:ln>
+                </pic:spPr>
+              </pic:pic>
+            </a:graphicData>
+          </a:graphic>
+          <wp14:sizeRelH relativeFrom="margin">
+            <wp14:pctWidth>0</wp14:pctWidth>
+          </wp14:sizeRelH>
+          <wp14:sizeRelV relativeFrom="margin">
+            <wp14:pctHeight>0</wp14:pctHeight>
+          </wp14:sizeRelV>
+        </wp:anchor>
+      </w:drawing>
+    </w:r>
+    <w:r>
+      <w:rPr>
+        <w:noProof/>
+      </w:rPr>
+      <w:drawing>
+        <wp:anchor distT="0" distB="0" distL="114300" distR="114300" simplePos="0" relativeHeight="251659264" behindDoc="0" locked="0" layoutInCell="1" allowOverlap="1" wp14:anchorId="1F679FE2" wp14:editId="656D770B">
+          <wp:simplePos x="0" y="0"/>
+          <wp:positionH relativeFrom="column">
+            <wp:posOffset>11016</wp:posOffset>
+          </wp:positionH>
+          <wp:positionV relativeFrom="paragraph">
+            <wp:posOffset>-75007</wp:posOffset>
+          </wp:positionV>
+          <wp:extent cx="770829" cy="770829"/>
+          <wp:effectExtent l="0" t="0" r="0" b="0"/>
+          <wp:wrapNone/>
+          <wp:docPr id="980008775" name="Picture 1"/>
+          <wp:cNvGraphicFramePr>
+            <a:graphicFrameLocks xmlns:a="http://schemas.openxmlformats.org/drawingml/2006/main" noChangeAspect="1"/>
+          </wp:cNvGraphicFramePr>
+          <a:graphic xmlns:a="http://schemas.openxmlformats.org/drawingml/2006/main">
+            <a:graphicData uri="http://schemas.openxmlformats.org/drawingml/2006/picture">
+              <pic:pic xmlns:pic="http://schemas.openxmlformats.org/drawingml/2006/picture">
+                <pic:nvPicPr>
+                  <pic:cNvPr id="0" name="Picture 1"/>
+                  <pic:cNvPicPr>
+                    <a:picLocks noChangeAspect="1" noChangeArrowheads="1"/>
+                  </pic:cNvPicPr>
+                </pic:nvPicPr>
+                <pic:blipFill>
+                  <a:blip r:embed="rId2">
+                    <a:extLst>
+                      <a:ext uri="{28A0092B-C50C-407E-A947-70E740481C1C}">
+                        <a14:useLocalDpi xmlns:a14="http://schemas.microsoft.com/office/drawing/2010/main" val="0"/>
+                      </a:ext>
+                    </a:extLst>
+                  </a:blip>
+                  <a:srcRect/>
+                  <a:stretch>
+                    <a:fillRect/>
+                  </a:stretch>
+                </pic:blipFill>
+                <pic:spPr bwMode="auto">
+                  <a:xfrm>
+                    <a:off x="0" y="0"/>
+                    <a:ext cx="771728" cy="771728"/>
+                  </a:xfrm>
+                  <a:prstGeom prst="rect">
+                    <a:avLst/>
+                  </a:prstGeom>
+                  <a:noFill/>
+                  <a:ln>
+                    <a:noFill/>
+                  </a:ln>
+                </pic:spPr>
+              </pic:pic>
+            </a:graphicData>
+          </a:graphic>
+          <wp14:sizeRelH relativeFrom="margin">
+            <wp14:pctWidth>0</wp14:pctWidth>
+          </wp14:sizeRelH>
+          <wp14:sizeRelV relativeFrom="margin">
+            <wp14:pctHeight>0</wp14:pctHeight>
+          </wp14:sizeRelV>
+        </wp:anchor>
+      </w:drawing>
+    </w:r>
+    <w:r>
+      <w:rPr>
+        <w:rFonts w:ascii="Times New Roman" w:hAnsi="Times New Roman" w:cs="Times New Roman"/>
+        <w:lang w:val="en-US"/>
+      </w:rPr>
+      <w:t>Republic of the Philippines</w:t>
+    </w:r>
+  </w:p>
+  <w:p>
+    <w:pPr>
+      <w:pStyle w:val="Header"/>
+      <w:jc w:val="center"/>
+      <w:rPr>
+        <w:rFonts w:ascii="Times New Roman" w:hAnsi="Times New Roman" w:cs="Times New Roman"/>
+        <w:lang w:val="en-US"/>
+      </w:rPr>
+    </w:pPr>
+    <w:r>
+      <w:rPr>
+        <w:rFonts w:ascii="Times New Roman" w:hAnsi="Times New Roman" w:cs="Times New Roman"/>
+        <w:lang w:val="en-US"/>
+      </w:rPr>
+      <w:t>Province of Sorsogon</w:t>
+    </w:r>
+  </w:p>
+  <w:p>
+    <w:pPr>
+      <w:pStyle w:val="Header"/>
+      <w:jc w:val="center"/>
+      <w:rPr>
+        <w:rFonts w:ascii="Times New Roman" w:hAnsi="Times New Roman" w:cs="Times New Roman"/>
+        <w:lang w:val="en-US"/>
+      </w:rPr>
+    </w:pPr>
+    <w:r>
+      <w:rPr>
+        <w:rFonts w:ascii="Times New Roman" w:hAnsi="Times New Roman" w:cs="Times New Roman"/>
+        <w:lang w:val="en-US"/>
+      </w:rPr>
+      <w:t>Municipality of Juban</w:t>
+    </w:r>
+  </w:p>
+  <w:p>
+    <w:pPr>
+      <w:pStyle w:val="Header"/>
+      <w:jc w:val="center"/>
+      <w:rPr>
+        <w:rFonts w:ascii="Times New Roman" w:hAnsi="Times New Roman" w:cs="Times New Roman"/>
+        <w:lang w:val="en-US"/>
+      </w:rPr>
+    </w:pPr>
+  </w:p>
+  <w:p>
+    <w:pPr>
+      <w:pStyle w:val="Header"/>
+      <w:rPr>
+        <w:rFonts w:ascii="Times New Roman" w:hAnsi="Times New Roman" w:cs="Times New Roman"/>
+        <w:lang w:val="en-US"/>
+      </w:rPr>
+    </w:pPr>
+  </w:p>
+</w:hdr>
 </file>
 
 <file path=word/styles.xml><?xml version="1.0" encoding="utf-8"?>
